--- a/Documentation/Rounding Issues in Plane separation.docx
+++ b/Documentation/Rounding Issues in Plane separation.docx
@@ -1203,8 +1203,8 @@
 </file>
 
 <file path=customXml/item1.xml><?xml version="1.0" encoding="utf-8"?>
-<ct:contentTypeSchema xmlns:ct="http://schemas.microsoft.com/office/2006/metadata/contentType" xmlns:ma="http://schemas.microsoft.com/office/2006/metadata/properties/metaAttributes" ct:_="" ma:_="" ma:contentTypeName="Document" ma:contentTypeID="0x0101003F5ED4C9C3BCF64FB602E6BC73E05343" ma:contentTypeVersion="12" ma:contentTypeDescription="Create a new document." ma:contentTypeScope="" ma:versionID="397cb7ad8547c459cd7308520d644917">
-  <xsd:schema xmlns:xsd="http://www.w3.org/2001/XMLSchema" xmlns:xs="http://www.w3.org/2001/XMLSchema" xmlns:p="http://schemas.microsoft.com/office/2006/metadata/properties" xmlns:ns2="347c6671-e14e-499f-bdff-5abebf9f2841" xmlns:ns3="ad65eebb-9aa8-49dc-954e-2f274fb67fdf" targetNamespace="http://schemas.microsoft.com/office/2006/metadata/properties" ma:root="true" ma:fieldsID="f75798c7024998a5fc5aa381b0ebefce" ns2:_="" ns3:_="">
+<ct:contentTypeSchema xmlns:ct="http://schemas.microsoft.com/office/2006/metadata/contentType" xmlns:ma="http://schemas.microsoft.com/office/2006/metadata/properties/metaAttributes" ct:_="" ma:_="" ma:contentTypeName="Document" ma:contentTypeID="0x0101003F5ED4C9C3BCF64FB602E6BC73E05343" ma:contentTypeVersion="14" ma:contentTypeDescription="Create a new document." ma:contentTypeScope="" ma:versionID="b589f7e5eeb6bec19614f33cf7f0cf85">
+  <xsd:schema xmlns:xsd="http://www.w3.org/2001/XMLSchema" xmlns:xs="http://www.w3.org/2001/XMLSchema" xmlns:p="http://schemas.microsoft.com/office/2006/metadata/properties" xmlns:ns2="347c6671-e14e-499f-bdff-5abebf9f2841" xmlns:ns3="ad65eebb-9aa8-49dc-954e-2f274fb67fdf" targetNamespace="http://schemas.microsoft.com/office/2006/metadata/properties" ma:root="true" ma:fieldsID="7942d335befb87718259710f93a11325" ns2:_="" ns3:_="">
     <xsd:import namespace="347c6671-e14e-499f-bdff-5abebf9f2841"/>
     <xsd:import namespace="ad65eebb-9aa8-49dc-954e-2f274fb67fdf"/>
     <xsd:element name="properties">
@@ -1224,6 +1224,8 @@
                 <xsd:element ref="ns3:SharedWithDetails" minOccurs="0"/>
                 <xsd:element ref="ns2:MediaServiceObjectDetectorVersions" minOccurs="0"/>
                 <xsd:element ref="ns2:MediaServiceDateTaken" minOccurs="0"/>
+                <xsd:element ref="ns2:MediaLengthInSeconds" minOccurs="0"/>
+                <xsd:element ref="ns2:MediaServiceSearchProperties" minOccurs="0"/>
               </xsd:all>
             </xsd:complexType>
           </xsd:element>
@@ -1276,6 +1278,16 @@
     <xsd:element name="MediaServiceDateTaken" ma:index="19" nillable="true" ma:displayName="MediaServiceDateTaken" ma:hidden="true" ma:indexed="true" ma:internalName="MediaServiceDateTaken" ma:readOnly="true">
       <xsd:simpleType>
         <xsd:restriction base="dms:Text"/>
+      </xsd:simpleType>
+    </xsd:element>
+    <xsd:element name="MediaLengthInSeconds" ma:index="20" nillable="true" ma:displayName="MediaLengthInSeconds" ma:hidden="true" ma:internalName="MediaLengthInSeconds" ma:readOnly="true">
+      <xsd:simpleType>
+        <xsd:restriction base="dms:Unknown"/>
+      </xsd:simpleType>
+    </xsd:element>
+    <xsd:element name="MediaServiceSearchProperties" ma:index="21" nillable="true" ma:displayName="MediaServiceSearchProperties" ma:hidden="true" ma:internalName="MediaServiceSearchProperties" ma:readOnly="true">
+      <xsd:simpleType>
+        <xsd:restriction base="dms:Note"/>
       </xsd:simpleType>
     </xsd:element>
   </xsd:schema>
@@ -1440,7 +1452,7 @@
 </file>
 
 <file path=customXml/itemProps1.xml><?xml version="1.0" encoding="utf-8"?>
-<ds:datastoreItem xmlns:ds="http://schemas.openxmlformats.org/officeDocument/2006/customXml" ds:itemID="{AA5A1F7E-0117-47EE-A1B2-2A3D2854C1BF}"/>
+<ds:datastoreItem xmlns:ds="http://schemas.openxmlformats.org/officeDocument/2006/customXml" ds:itemID="{87DA1514-DA43-4908-92CB-297D878CF789}"/>
 </file>
 
 <file path=customXml/itemProps2.xml><?xml version="1.0" encoding="utf-8"?>
